--- a/tillsyn/A 22986-2025 tillsynsbegäran.docx
+++ b/tillsyn/A 22986-2025 tillsynsbegäran.docx
@@ -1044,7 +1044,7 @@
     <w:r>
       <w:tab/>
       <w:tab/>
-      <w:t>2025-08-06</w:t>
+      <w:t>2025-08-09</w:t>
       <w:br/>
       <w:br/>
     </w:r>

--- a/tillsyn/A 22986-2025 tillsynsbegäran.docx
+++ b/tillsyn/A 22986-2025 tillsynsbegäran.docx
@@ -12,7 +12,7 @@
     </w:p>
     <w:p>
       <w:r>
-        <w:t>Detta dokument behandlar höga naturvärden i avverkningsanmälan A 22986-2025 i Ragunda kommun. Denna avverkningsanmälan inkom 2025-05-13 och omfattar 3,3 ha.</w:t>
+        <w:t>Detta dokument behandlar höga naturvärden i avverkningsanmälan A 22986-2025 i Ragunda kommun. Denna avverkningsanmälan inkom 2025-05-13 13:45:50 och omfattar 3,3 ha.</w:t>
       </w:r>
     </w:p>
     <w:p>

--- a/tillsyn/A 22986-2025 tillsynsbegäran.docx
+++ b/tillsyn/A 22986-2025 tillsynsbegäran.docx
@@ -1044,7 +1044,7 @@
     <w:r>
       <w:tab/>
       <w:tab/>
-      <w:t>2025-08-09</w:t>
+      <w:t>2025-08-10</w:t>
       <w:br/>
       <w:br/>
     </w:r>

--- a/tillsyn/A 22986-2025 tillsynsbegäran.docx
+++ b/tillsyn/A 22986-2025 tillsynsbegäran.docx
@@ -1044,7 +1044,7 @@
     <w:r>
       <w:tab/>
       <w:tab/>
-      <w:t>2025-08-10</w:t>
+      <w:t>2025-08-11</w:t>
       <w:br/>
       <w:br/>
     </w:r>

--- a/tillsyn/A 22986-2025 tillsynsbegäran.docx
+++ b/tillsyn/A 22986-2025 tillsynsbegäran.docx
@@ -1044,7 +1044,7 @@
     <w:r>
       <w:tab/>
       <w:tab/>
-      <w:t>2025-08-11</w:t>
+      <w:t>2025-08-12</w:t>
       <w:br/>
       <w:br/>
     </w:r>

--- a/tillsyn/A 22986-2025 tillsynsbegäran.docx
+++ b/tillsyn/A 22986-2025 tillsynsbegäran.docx
@@ -35,7 +35,7 @@
     </w:p>
     <w:p>
       <w:r>
-        <w:t>I avverkningsanmälan har följande 10 naturvårdsarter hittats: knärot (VU, §8), doftskinn (NT), garnlav (NT), lunglav (NT), talltita (NT, §4), tretåig hackspett (NT, §4), ullticka (NT), stuplav (S), fläcknycklar (§8) och mattlummer (§9). Av dessa är 7 rödlistade. För rödlistade arter har rödlistekategorin angivits inom parentes. Arter som är signalarter enligt Skogsstyrelsen har markerats med (S). För fridlysta arter anges även paragrafen i Artskyddsförordningen som arten är fridlyst enligt.</w:t>
+        <w:t>I avverkningsanmälan har följande 11 naturvårdsarter hittats: doftticka (VU, §8), knärot (VU, §8), doftskinn (NT), garnlav (NT), lunglav (NT), talltita (NT, §4), tretåig hackspett (NT, §4), ullticka (NT), stuplav (S), fläcknycklar (§8) och mattlummer (§9). Av dessa är 8 rödlistade. För rödlistade arter har rödlistekategorin angivits inom parentes. Arter som är signalarter enligt Skogsstyrelsen har markerats med (S). För fridlysta arter anges även paragrafen i Artskyddsförordningen som arten är fridlyst enligt.</w:t>
       </w:r>
     </w:p>
     <w:p>
@@ -200,7 +200,7 @@
     </w:p>
     <w:p>
       <w:r>
-        <w:t>Följande fridlysta arter har sina livsmiljöer och växtplatser i den avverkningsanmälda skogen: knärot (VU, §8), talltita (NT, §4), tretåig hackspett (NT, §4), fläcknycklar (§8) och mattlummer (§9).</w:t>
+        <w:t>Följande fridlysta arter har sina livsmiljöer och växtplatser i den avverkningsanmälda skogen: doftticka (VU, §8), knärot (VU, §8), talltita (NT, §4), tretåig hackspett (NT, §4), fläcknycklar (§8) och mattlummer (§9).</w:t>
       </w:r>
     </w:p>
     <w:p>
@@ -222,15 +222,26 @@
         <w:rPr>
           <w:b/>
         </w:rPr>
-        <w:t>Knärot (VU, §8)</w:t>
-      </w:r>
-      <w:r>
-        <w:t xml:space="preserve"> är rödlistad som sårbar och fridlyst enligt 8§ artskyddsförordningen. En nyligen genomförd analys av 79 floraväktarlokaler indikerar att det behövs någonstans mellan 100 och 150 meters skyddszon för att en knärotspopulation inte ska dö ut på lång sikt (Sebestyén &amp; Sundberg, 2025). Detta ligger väl i linje med tidigare genomförda studier som visar att det krävs väl tilltagna buffertzoner för att knäroten inte ska ta skada av skogsbruksåtgärder i intilliggande skog (Johnson, 2014; Koelmeijer m.fl., 2022; Skogsstyrelsen, 2022). Arten är även känslig för gallring vilket framgår av Skogsstyrelsens egen vägledning för hänsyn till knärot (Skogsstyrelsen, 2022). För rika förekomster av knärot är reservatsbildning eller biotopskydd lämpliga åtgärder för att skydda den (SLU Artdatabanken, 2024).</w:t>
+        <w:t>Doftticka (VU, §8)</w:t>
+      </w:r>
+      <w:r>
+        <w:t xml:space="preserve"> är rödlistad som sårbar (VU) och fridlyst enligt 8§ artskyddsförordningen. Den är även globalt rödlistad som Nära hotad (NT) vilket innebär att Sverige har ett internationellt ansvar för arten. Doftticka är beroende av hög och jämn luftfuktighet i gamla, ostörda skogsmiljöer och är känslig för snabba förändringar av ljus-/vindförhållanden eller uttorkning. Dofttickan är placerad i toppen av Skogsstyrelsens värdepyramid för bedömning av skog med höga naturvärden och signalerar alltid gamla sälgar och skogsområden med höga naturvärden. Avverkning av värdträd (främst sälg) utgör det största hotet och när gamla och olikåldriga skogar med sälg avverkas försvinner oftast sälgen. Dofttickan har minskat med ca 30 % under de senaste 30 åren (IUCN Redlist, 2024; Nitare &amp; Skogsstyrelsen, 2019; SLU Artdatabanken, 2024).</w:t>
       </w:r>
     </w:p>
     <w:p>
       <w:r>
-        <w:t>I det avverkningsanmälda området finns 2 fyndplatser för knärot registrerade på Artportalen. Figur 2 visar gränserna för buffertzoner på 50 m, som behöver lämnas kring fyndplatserna för att knärotslokalerna inte ska försvinna vid en avverkning. Av det avverkningsanmälda området överlappar 0.92 ha med buffertzonerna och får av detta skäl inte avverkas.</w:t>
+        <w:rPr>
+          <w:b/>
+        </w:rPr>
+        <w:t>Knärot (VU, §8)</w:t>
+      </w:r>
+      <w:r>
+        <w:t xml:space="preserve"> är rödlistad som sårbar och fridlyst enligt 8§ artskyddsförordningen. En nyligen genomförd analys av 79 floraväktarlokaler indikerar att det behövs någonstans mellan 100 och 150 meters skyddszon för att en knärotspopulation inte ska dö ut på lång sikt (Sebestyén &amp; Sundberg, 2025). Detta ligger väl i linje med tidigare genomförda studier som visar att det krävs väl tilltagna buffertzoner för att knäroten inte ska ta skada av skogsbruksåtgärder i intilliggande skog (Johnson, 2014; Koelmeijer m.fl., 2022; Skogsstyrelsen, 2022). Arten är även känslig för gallring vilket framgår av Skogsstyrelsens egen vägledning för hänsyn till knärot (Skogsstyrelsen, 2022). För rika förekomster av knärot är reservatsbildning eller biotopskydd lämpliga åtgärder för att skydda den (SLU Artdatabanken, 2024).</w:t>
+      </w:r>
+    </w:p>
+    <w:p>
+      <w:r>
+        <w:t>I det avverkningsanmälda området finns 4 fyndplatser för knärot registrerade på Artportalen. Figur 2 visar gränserna för buffertzoner på 50 m, som behöver lämnas kring fyndplatserna för att knärotslokalerna inte ska försvinna vid en avverkning. Av det avverkningsanmälda området överlappar 2.26 ha med buffertzonerna och får av detta skäl inte avverkas.</w:t>
       </w:r>
     </w:p>
     <w:p>
@@ -1044,7 +1055,7 @@
     <w:r>
       <w:tab/>
       <w:tab/>
-      <w:t>2025-08-12</w:t>
+      <w:t>2025-08-13</w:t>
       <w:br/>
       <w:br/>
     </w:r>

--- a/tillsyn/A 22986-2025 tillsynsbegäran.docx
+++ b/tillsyn/A 22986-2025 tillsynsbegäran.docx
@@ -1055,7 +1055,7 @@
     <w:r>
       <w:tab/>
       <w:tab/>
-      <w:t>2025-08-13</w:t>
+      <w:t>2025-08-14</w:t>
       <w:br/>
       <w:br/>
     </w:r>

--- a/tillsyn/A 22986-2025 tillsynsbegäran.docx
+++ b/tillsyn/A 22986-2025 tillsynsbegäran.docx
@@ -1055,7 +1055,7 @@
     <w:r>
       <w:tab/>
       <w:tab/>
-      <w:t>2025-08-14</w:t>
+      <w:t>2025-08-15</w:t>
       <w:br/>
       <w:br/>
     </w:r>

--- a/tillsyn/A 22986-2025 tillsynsbegäran.docx
+++ b/tillsyn/A 22986-2025 tillsynsbegäran.docx
@@ -1055,7 +1055,7 @@
     <w:r>
       <w:tab/>
       <w:tab/>
-      <w:t>2025-08-15</w:t>
+      <w:t>2025-08-16</w:t>
       <w:br/>
       <w:br/>
     </w:r>

--- a/tillsyn/A 22986-2025 tillsynsbegäran.docx
+++ b/tillsyn/A 22986-2025 tillsynsbegäran.docx
@@ -1055,7 +1055,7 @@
     <w:r>
       <w:tab/>
       <w:tab/>
-      <w:t>2025-08-16</w:t>
+      <w:t>2025-08-17</w:t>
       <w:br/>
       <w:br/>
     </w:r>

--- a/tillsyn/A 22986-2025 tillsynsbegäran.docx
+++ b/tillsyn/A 22986-2025 tillsynsbegäran.docx
@@ -1055,7 +1055,7 @@
     <w:r>
       <w:tab/>
       <w:tab/>
-      <w:t>2025-08-17</w:t>
+      <w:t>2025-08-18</w:t>
       <w:br/>
       <w:br/>
     </w:r>

--- a/tillsyn/A 22986-2025 tillsynsbegäran.docx
+++ b/tillsyn/A 22986-2025 tillsynsbegäran.docx
@@ -1055,7 +1055,7 @@
     <w:r>
       <w:tab/>
       <w:tab/>
-      <w:t>2025-08-18</w:t>
+      <w:t>2025-08-19</w:t>
       <w:br/>
       <w:br/>
     </w:r>

--- a/tillsyn/A 22986-2025 tillsynsbegäran.docx
+++ b/tillsyn/A 22986-2025 tillsynsbegäran.docx
@@ -1055,7 +1055,7 @@
     <w:r>
       <w:tab/>
       <w:tab/>
-      <w:t>2025-08-19</w:t>
+      <w:t>2025-08-20</w:t>
       <w:br/>
       <w:br/>
     </w:r>

--- a/tillsyn/A 22986-2025 tillsynsbegäran.docx
+++ b/tillsyn/A 22986-2025 tillsynsbegäran.docx
@@ -1055,7 +1055,7 @@
     <w:r>
       <w:tab/>
       <w:tab/>
-      <w:t>2025-08-20</w:t>
+      <w:t>2025-08-21</w:t>
       <w:br/>
       <w:br/>
     </w:r>

--- a/tillsyn/A 22986-2025 tillsynsbegäran.docx
+++ b/tillsyn/A 22986-2025 tillsynsbegäran.docx
@@ -1055,7 +1055,7 @@
     <w:r>
       <w:tab/>
       <w:tab/>
-      <w:t>2025-08-21</w:t>
+      <w:t>2025-08-22</w:t>
       <w:br/>
       <w:br/>
     </w:r>

--- a/tillsyn/A 22986-2025 tillsynsbegäran.docx
+++ b/tillsyn/A 22986-2025 tillsynsbegäran.docx
@@ -1055,7 +1055,7 @@
     <w:r>
       <w:tab/>
       <w:tab/>
-      <w:t>2025-08-22</w:t>
+      <w:t>2025-08-23</w:t>
       <w:br/>
       <w:br/>
     </w:r>

--- a/tillsyn/A 22986-2025 tillsynsbegäran.docx
+++ b/tillsyn/A 22986-2025 tillsynsbegäran.docx
@@ -1055,7 +1055,7 @@
     <w:r>
       <w:tab/>
       <w:tab/>
-      <w:t>2025-08-23</w:t>
+      <w:t>2025-08-24</w:t>
       <w:br/>
       <w:br/>
     </w:r>

--- a/tillsyn/A 22986-2025 tillsynsbegäran.docx
+++ b/tillsyn/A 22986-2025 tillsynsbegäran.docx
@@ -1055,7 +1055,7 @@
     <w:r>
       <w:tab/>
       <w:tab/>
-      <w:t>2025-08-24</w:t>
+      <w:t>2025-08-25</w:t>
       <w:br/>
       <w:br/>
     </w:r>

--- a/tillsyn/A 22986-2025 tillsynsbegäran.docx
+++ b/tillsyn/A 22986-2025 tillsynsbegäran.docx
@@ -1055,7 +1055,7 @@
     <w:r>
       <w:tab/>
       <w:tab/>
-      <w:t>2025-08-25</w:t>
+      <w:t>2025-08-26</w:t>
       <w:br/>
       <w:br/>
     </w:r>

--- a/tillsyn/A 22986-2025 tillsynsbegäran.docx
+++ b/tillsyn/A 22986-2025 tillsynsbegäran.docx
@@ -1055,7 +1055,7 @@
     <w:r>
       <w:tab/>
       <w:tab/>
-      <w:t>2025-08-26</w:t>
+      <w:t>2025-08-30</w:t>
       <w:br/>
       <w:br/>
     </w:r>

--- a/tillsyn/A 22986-2025 tillsynsbegäran.docx
+++ b/tillsyn/A 22986-2025 tillsynsbegäran.docx
@@ -1055,7 +1055,7 @@
     <w:r>
       <w:tab/>
       <w:tab/>
-      <w:t>2025-08-30</w:t>
+      <w:t>2025-08-31</w:t>
       <w:br/>
       <w:br/>
     </w:r>

--- a/tillsyn/A 22986-2025 tillsynsbegäran.docx
+++ b/tillsyn/A 22986-2025 tillsynsbegäran.docx
@@ -1055,7 +1055,7 @@
     <w:r>
       <w:tab/>
       <w:tab/>
-      <w:t>2025-08-31</w:t>
+      <w:t>2025-09-01</w:t>
       <w:br/>
       <w:br/>
     </w:r>

--- a/tillsyn/A 22986-2025 tillsynsbegäran.docx
+++ b/tillsyn/A 22986-2025 tillsynsbegäran.docx
@@ -1055,7 +1055,7 @@
     <w:r>
       <w:tab/>
       <w:tab/>
-      <w:t>2025-09-01</w:t>
+      <w:t>2025-09-04</w:t>
       <w:br/>
       <w:br/>
     </w:r>

--- a/tillsyn/A 22986-2025 tillsynsbegäran.docx
+++ b/tillsyn/A 22986-2025 tillsynsbegäran.docx
@@ -1055,7 +1055,7 @@
     <w:r>
       <w:tab/>
       <w:tab/>
-      <w:t>2025-09-04</w:t>
+      <w:t>2025-09-05</w:t>
       <w:br/>
       <w:br/>
     </w:r>

--- a/tillsyn/A 22986-2025 tillsynsbegäran.docx
+++ b/tillsyn/A 22986-2025 tillsynsbegäran.docx
@@ -1055,7 +1055,7 @@
     <w:r>
       <w:tab/>
       <w:tab/>
-      <w:t>2025-09-05</w:t>
+      <w:t>2025-09-07</w:t>
       <w:br/>
       <w:br/>
     </w:r>

--- a/tillsyn/A 22986-2025 tillsynsbegäran.docx
+++ b/tillsyn/A 22986-2025 tillsynsbegäran.docx
@@ -1055,7 +1055,7 @@
     <w:r>
       <w:tab/>
       <w:tab/>
-      <w:t>2025-09-07</w:t>
+      <w:t>2025-09-08</w:t>
       <w:br/>
       <w:br/>
     </w:r>

--- a/tillsyn/A 22986-2025 tillsynsbegäran.docx
+++ b/tillsyn/A 22986-2025 tillsynsbegäran.docx
@@ -1055,7 +1055,7 @@
     <w:r>
       <w:tab/>
       <w:tab/>
-      <w:t>2025-09-08</w:t>
+      <w:t>2025-09-10</w:t>
       <w:br/>
       <w:br/>
     </w:r>

--- a/tillsyn/A 22986-2025 tillsynsbegäran.docx
+++ b/tillsyn/A 22986-2025 tillsynsbegäran.docx
@@ -1055,7 +1055,7 @@
     <w:r>
       <w:tab/>
       <w:tab/>
-      <w:t>2025-09-10</w:t>
+      <w:t>2025-09-11</w:t>
       <w:br/>
       <w:br/>
     </w:r>

--- a/tillsyn/A 22986-2025 tillsynsbegäran.docx
+++ b/tillsyn/A 22986-2025 tillsynsbegäran.docx
@@ -1055,7 +1055,7 @@
     <w:r>
       <w:tab/>
       <w:tab/>
-      <w:t>2025-09-11</w:t>
+      <w:t>2025-09-12</w:t>
       <w:br/>
       <w:br/>
     </w:r>

--- a/tillsyn/A 22986-2025 tillsynsbegäran.docx
+++ b/tillsyn/A 22986-2025 tillsynsbegäran.docx
@@ -1055,7 +1055,7 @@
     <w:r>
       <w:tab/>
       <w:tab/>
-      <w:t>2025-09-12</w:t>
+      <w:t>2025-09-13</w:t>
       <w:br/>
       <w:br/>
     </w:r>

--- a/tillsyn/A 22986-2025 tillsynsbegäran.docx
+++ b/tillsyn/A 22986-2025 tillsynsbegäran.docx
@@ -1055,7 +1055,7 @@
     <w:r>
       <w:tab/>
       <w:tab/>
-      <w:t>2025-09-13</w:t>
+      <w:t>2025-09-14</w:t>
       <w:br/>
       <w:br/>
     </w:r>

--- a/tillsyn/A 22986-2025 tillsynsbegäran.docx
+++ b/tillsyn/A 22986-2025 tillsynsbegäran.docx
@@ -236,7 +236,25 @@
         <w:t>Knärot (VU, §8)</w:t>
       </w:r>
       <w:r>
-        <w:t xml:space="preserve"> är rödlistad som sårbar och fridlyst enligt 8§ artskyddsförordningen. En nyligen genomförd analys av 79 floraväktarlokaler indikerar att det behövs någonstans mellan 100 och 150 meters skyddszon för att en knärotspopulation inte ska dö ut på lång sikt (Sebestyén &amp; Sundberg, 2025). Detta ligger väl i linje med tidigare genomförda studier som visar att det krävs väl tilltagna buffertzoner för att knäroten inte ska ta skada av skogsbruksåtgärder i intilliggande skog (Johnson, 2014; Koelmeijer m.fl., 2022; Skogsstyrelsen, 2022). Arten är även känslig för gallring vilket framgår av Skogsstyrelsens egen vägledning för hänsyn till knärot (Skogsstyrelsen, 2022). För rika förekomster av knärot är reservatsbildning eller biotopskydd lämpliga åtgärder för att skydda den (SLU Artdatabanken, 2024).</w:t>
+        <w:t xml:space="preserve"> är rödlistad som sårbar och fridlyst enligt 8§ artskyddsförordningen. En nyligen genomförd analys av 79 floraväktarlokaler indikerar att det behövs någonstans mellan 100 och 150 meters skyddszon för att en knärotspopulation inte ska dö ut på lång sikt (Sebestyén &amp; Sundberg, 2025). Detta ligger väl i linje med tidigare genomförda studier som visar att det krävs väl tilltagna buffertzoner för att knäroten inte ska ta skada av skogsbruksåtgärder i intilliggande skog (Johnson, 2014; Koelmeijer m.fl., 2022; Skogsstyrelsen, 2022). Arten är även känslig för gallring vilket framgår av Skogsstyrelsens egen vägledning för hänsyn till knärot (Skogsstyrelsen, 2022). För rika förekomster av knärot är reservatsbildning eller biotopskydd lämpliga åtgärder för att skydda den. På knärot kan den sällsynta rostsvampen </w:t>
+      </w:r>
+      <w:r>
+        <w:rPr>
+          <w:i/>
+        </w:rPr>
+        <w:t>Pucciniastrum goodyerae</w:t>
+      </w:r>
+      <w:r>
+        <w:t xml:space="preserve"> påträffas. </w:t>
+      </w:r>
+      <w:r>
+        <w:rPr>
+          <w:i/>
+        </w:rPr>
+        <w:t>Pucciniastrum goodyerae</w:t>
+      </w:r>
+      <w:r>
+        <w:t xml:space="preserve"> är klassad som NE (ej bedömd) i rödlistan(SLU Artdatabanken, 2024).</w:t>
       </w:r>
     </w:p>
     <w:p>
@@ -1055,7 +1073,7 @@
     <w:r>
       <w:tab/>
       <w:tab/>
-      <w:t>2025-09-14</w:t>
+      <w:t>2025-09-15</w:t>
       <w:br/>
       <w:br/>
     </w:r>

--- a/tillsyn/A 22986-2025 tillsynsbegäran.docx
+++ b/tillsyn/A 22986-2025 tillsynsbegäran.docx
@@ -1073,7 +1073,7 @@
     <w:r>
       <w:tab/>
       <w:tab/>
-      <w:t>2025-09-15</w:t>
+      <w:t>2025-09-16</w:t>
       <w:br/>
       <w:br/>
     </w:r>

--- a/tillsyn/A 22986-2025 tillsynsbegäran.docx
+++ b/tillsyn/A 22986-2025 tillsynsbegäran.docx
@@ -1073,7 +1073,7 @@
     <w:r>
       <w:tab/>
       <w:tab/>
-      <w:t>2025-09-16</w:t>
+      <w:t>2025-09-17</w:t>
       <w:br/>
       <w:br/>
     </w:r>

--- a/tillsyn/A 22986-2025 tillsynsbegäran.docx
+++ b/tillsyn/A 22986-2025 tillsynsbegäran.docx
@@ -1073,7 +1073,7 @@
     <w:r>
       <w:tab/>
       <w:tab/>
-      <w:t>2025-09-17</w:t>
+      <w:t>2025-09-18</w:t>
       <w:br/>
       <w:br/>
     </w:r>

--- a/tillsyn/A 22986-2025 tillsynsbegäran.docx
+++ b/tillsyn/A 22986-2025 tillsynsbegäran.docx
@@ -1073,7 +1073,7 @@
     <w:r>
       <w:tab/>
       <w:tab/>
-      <w:t>2025-09-18</w:t>
+      <w:t>2025-09-22</w:t>
       <w:br/>
       <w:br/>
     </w:r>

--- a/tillsyn/A 22986-2025 tillsynsbegäran.docx
+++ b/tillsyn/A 22986-2025 tillsynsbegäran.docx
@@ -1073,7 +1073,7 @@
     <w:r>
       <w:tab/>
       <w:tab/>
-      <w:t>2025-09-22</w:t>
+      <w:t>2025-09-23</w:t>
       <w:br/>
       <w:br/>
     </w:r>

--- a/tillsyn/A 22986-2025 tillsynsbegäran.docx
+++ b/tillsyn/A 22986-2025 tillsynsbegäran.docx
@@ -1073,7 +1073,7 @@
     <w:r>
       <w:tab/>
       <w:tab/>
-      <w:t>2025-09-23</w:t>
+      <w:t>2025-09-24</w:t>
       <w:br/>
       <w:br/>
     </w:r>

--- a/tillsyn/A 22986-2025 tillsynsbegäran.docx
+++ b/tillsyn/A 22986-2025 tillsynsbegäran.docx
@@ -1073,7 +1073,7 @@
     <w:r>
       <w:tab/>
       <w:tab/>
-      <w:t>2025-09-24</w:t>
+      <w:t>2025-09-25</w:t>
       <w:br/>
       <w:br/>
     </w:r>

--- a/tillsyn/A 22986-2025 tillsynsbegäran.docx
+++ b/tillsyn/A 22986-2025 tillsynsbegäran.docx
@@ -1073,7 +1073,7 @@
     <w:r>
       <w:tab/>
       <w:tab/>
-      <w:t>2025-09-25</w:t>
+      <w:t>2025-09-26</w:t>
       <w:br/>
       <w:br/>
     </w:r>

--- a/tillsyn/A 22986-2025 tillsynsbegäran.docx
+++ b/tillsyn/A 22986-2025 tillsynsbegäran.docx
@@ -1073,7 +1073,7 @@
     <w:r>
       <w:tab/>
       <w:tab/>
-      <w:t>2025-09-26</w:t>
+      <w:t>2025-09-27</w:t>
       <w:br/>
       <w:br/>
     </w:r>

--- a/tillsyn/A 22986-2025 tillsynsbegäran.docx
+++ b/tillsyn/A 22986-2025 tillsynsbegäran.docx
@@ -1073,7 +1073,7 @@
     <w:r>
       <w:tab/>
       <w:tab/>
-      <w:t>2025-09-27</w:t>
+      <w:t>2025-09-28</w:t>
       <w:br/>
       <w:br/>
     </w:r>

--- a/tillsyn/A 22986-2025 tillsynsbegäran.docx
+++ b/tillsyn/A 22986-2025 tillsynsbegäran.docx
@@ -1073,7 +1073,7 @@
     <w:r>
       <w:tab/>
       <w:tab/>
-      <w:t>2025-09-28</w:t>
+      <w:t>2025-09-29</w:t>
       <w:br/>
       <w:br/>
     </w:r>

--- a/tillsyn/A 22986-2025 tillsynsbegäran.docx
+++ b/tillsyn/A 22986-2025 tillsynsbegäran.docx
@@ -1073,7 +1073,7 @@
     <w:r>
       <w:tab/>
       <w:tab/>
-      <w:t>2025-09-29</w:t>
+      <w:t>2025-09-30</w:t>
       <w:br/>
       <w:br/>
     </w:r>

--- a/tillsyn/A 22986-2025 tillsynsbegäran.docx
+++ b/tillsyn/A 22986-2025 tillsynsbegäran.docx
@@ -1073,7 +1073,7 @@
     <w:r>
       <w:tab/>
       <w:tab/>
-      <w:t>2025-09-30</w:t>
+      <w:t>2025-10-01</w:t>
       <w:br/>
       <w:br/>
     </w:r>

--- a/tillsyn/A 22986-2025 tillsynsbegäran.docx
+++ b/tillsyn/A 22986-2025 tillsynsbegäran.docx
@@ -1073,7 +1073,7 @@
     <w:r>
       <w:tab/>
       <w:tab/>
-      <w:t>2025-10-01</w:t>
+      <w:t>2025-10-02</w:t>
       <w:br/>
       <w:br/>
     </w:r>

--- a/tillsyn/A 22986-2025 tillsynsbegäran.docx
+++ b/tillsyn/A 22986-2025 tillsynsbegäran.docx
@@ -1073,7 +1073,7 @@
     <w:r>
       <w:tab/>
       <w:tab/>
-      <w:t>2025-10-02</w:t>
+      <w:t>2025-10-03</w:t>
       <w:br/>
       <w:br/>
     </w:r>

--- a/tillsyn/A 22986-2025 tillsynsbegäran.docx
+++ b/tillsyn/A 22986-2025 tillsynsbegäran.docx
@@ -1073,7 +1073,7 @@
     <w:r>
       <w:tab/>
       <w:tab/>
-      <w:t>2025-10-03</w:t>
+      <w:t>2025-10-04</w:t>
       <w:br/>
       <w:br/>
     </w:r>

--- a/tillsyn/A 22986-2025 tillsynsbegäran.docx
+++ b/tillsyn/A 22986-2025 tillsynsbegäran.docx
@@ -1073,7 +1073,7 @@
     <w:r>
       <w:tab/>
       <w:tab/>
-      <w:t>2025-10-04</w:t>
+      <w:t>2025-10-05</w:t>
       <w:br/>
       <w:br/>
     </w:r>

--- a/tillsyn/A 22986-2025 tillsynsbegäran.docx
+++ b/tillsyn/A 22986-2025 tillsynsbegäran.docx
@@ -1073,7 +1073,7 @@
     <w:r>
       <w:tab/>
       <w:tab/>
-      <w:t>2025-10-05</w:t>
+      <w:t>2025-10-06</w:t>
       <w:br/>
       <w:br/>
     </w:r>

--- a/tillsyn/A 22986-2025 tillsynsbegäran.docx
+++ b/tillsyn/A 22986-2025 tillsynsbegäran.docx
@@ -1073,7 +1073,7 @@
     <w:r>
       <w:tab/>
       <w:tab/>
-      <w:t>2025-10-06</w:t>
+      <w:t>2025-10-07</w:t>
       <w:br/>
       <w:br/>
     </w:r>

--- a/tillsyn/A 22986-2025 tillsynsbegäran.docx
+++ b/tillsyn/A 22986-2025 tillsynsbegäran.docx
@@ -1073,7 +1073,7 @@
     <w:r>
       <w:tab/>
       <w:tab/>
-      <w:t>2025-10-07</w:t>
+      <w:t>2025-10-08</w:t>
       <w:br/>
       <w:br/>
     </w:r>

--- a/tillsyn/A 22986-2025 tillsynsbegäran.docx
+++ b/tillsyn/A 22986-2025 tillsynsbegäran.docx
@@ -1073,7 +1073,7 @@
     <w:r>
       <w:tab/>
       <w:tab/>
-      <w:t>2025-10-08</w:t>
+      <w:t>2025-10-09</w:t>
       <w:br/>
       <w:br/>
     </w:r>

--- a/tillsyn/A 22986-2025 tillsynsbegäran.docx
+++ b/tillsyn/A 22986-2025 tillsynsbegäran.docx
@@ -1073,7 +1073,7 @@
     <w:r>
       <w:tab/>
       <w:tab/>
-      <w:t>2025-10-09</w:t>
+      <w:t>2025-10-10</w:t>
       <w:br/>
       <w:br/>
     </w:r>

--- a/tillsyn/A 22986-2025 tillsynsbegäran.docx
+++ b/tillsyn/A 22986-2025 tillsynsbegäran.docx
@@ -1073,7 +1073,7 @@
     <w:r>
       <w:tab/>
       <w:tab/>
-      <w:t>2025-10-10</w:t>
+      <w:t>2025-10-11</w:t>
       <w:br/>
       <w:br/>
     </w:r>

--- a/tillsyn/A 22986-2025 tillsynsbegäran.docx
+++ b/tillsyn/A 22986-2025 tillsynsbegäran.docx
@@ -1073,7 +1073,7 @@
     <w:r>
       <w:tab/>
       <w:tab/>
-      <w:t>2025-10-16</w:t>
+      <w:t>2025-10-17</w:t>
       <w:br/>
       <w:br/>
     </w:r>

--- a/tillsyn/A 22986-2025 tillsynsbegäran.docx
+++ b/tillsyn/A 22986-2025 tillsynsbegäran.docx
@@ -1073,7 +1073,7 @@
     <w:r>
       <w:tab/>
       <w:tab/>
-      <w:t>2025-10-17</w:t>
+      <w:t>2025-10-18</w:t>
       <w:br/>
       <w:br/>
     </w:r>

--- a/tillsyn/A 22986-2025 tillsynsbegäran.docx
+++ b/tillsyn/A 22986-2025 tillsynsbegäran.docx
@@ -1073,7 +1073,7 @@
     <w:r>
       <w:tab/>
       <w:tab/>
-      <w:t>2025-10-18</w:t>
+      <w:t>2025-10-19</w:t>
       <w:br/>
       <w:br/>
     </w:r>

--- a/tillsyn/A 22986-2025 tillsynsbegäran.docx
+++ b/tillsyn/A 22986-2025 tillsynsbegäran.docx
@@ -1073,7 +1073,7 @@
     <w:r>
       <w:tab/>
       <w:tab/>
-      <w:t>2025-10-19</w:t>
+      <w:t>2025-10-20</w:t>
       <w:br/>
       <w:br/>
     </w:r>

--- a/tillsyn/A 22986-2025 tillsynsbegäran.docx
+++ b/tillsyn/A 22986-2025 tillsynsbegäran.docx
@@ -1073,7 +1073,7 @@
     <w:r>
       <w:tab/>
       <w:tab/>
-      <w:t>2025-10-20</w:t>
+      <w:t>2025-10-21</w:t>
       <w:br/>
       <w:br/>
     </w:r>

--- a/tillsyn/A 22986-2025 tillsynsbegäran.docx
+++ b/tillsyn/A 22986-2025 tillsynsbegäran.docx
@@ -254,7 +254,7 @@
         <w:t>Pucciniastrum goodyerae</w:t>
       </w:r>
       <w:r>
-        <w:t xml:space="preserve"> är klassad som NE (ej bedömd) i rödlistan(SLU Artdatabanken, 2024).</w:t>
+        <w:t xml:space="preserve"> är klassad som NE (ej bedömd) i rödlistan (SLU Artdatabanken, 2024).</w:t>
       </w:r>
     </w:p>
     <w:p>
@@ -1073,7 +1073,7 @@
     <w:r>
       <w:tab/>
       <w:tab/>
-      <w:t>2025-10-21</w:t>
+      <w:t>2025-10-22</w:t>
       <w:br/>
       <w:br/>
     </w:r>

--- a/tillsyn/A 22986-2025 tillsynsbegäran.docx
+++ b/tillsyn/A 22986-2025 tillsynsbegäran.docx
@@ -1073,7 +1073,7 @@
     <w:r>
       <w:tab/>
       <w:tab/>
-      <w:t>2025-10-22</w:t>
+      <w:t>2025-10-23</w:t>
       <w:br/>
       <w:br/>
     </w:r>

--- a/tillsyn/A 22986-2025 tillsynsbegäran.docx
+++ b/tillsyn/A 22986-2025 tillsynsbegäran.docx
@@ -259,7 +259,7 @@
     </w:p>
     <w:p>
       <w:r>
-        <w:t>I det avverkningsanmälda området finns 4 fyndplatser för knärot registrerade på Artportalen. Figur 2 visar gränserna för buffertzoner på 50 m, som behöver lämnas kring fyndplatserna för att knärotslokalerna inte ska försvinna vid en avverkning. Av det avverkningsanmälda området överlappar 2.26 ha med buffertzonerna och får av detta skäl inte avverkas.</w:t>
+        <w:t>I det avverkningsanmälda området finns 7 fyndplatser för knärot registrerade på Artportalen. Figur 2 visar gränserna för buffertzoner på 50 m, som behöver lämnas kring fyndplatserna för att knärotslokalerna inte ska försvinna vid en avverkning. Av det avverkningsanmälda området överlappar 2.55 ha med buffertzonerna och får av detta skäl inte avverkas.</w:t>
       </w:r>
     </w:p>
     <w:p>
@@ -1073,7 +1073,7 @@
     <w:r>
       <w:tab/>
       <w:tab/>
-      <w:t>2025-10-23</w:t>
+      <w:t>2025-10-24</w:t>
       <w:br/>
       <w:br/>
     </w:r>

--- a/tillsyn/A 22986-2025 tillsynsbegäran.docx
+++ b/tillsyn/A 22986-2025 tillsynsbegäran.docx
@@ -1073,7 +1073,7 @@
     <w:r>
       <w:tab/>
       <w:tab/>
-      <w:t>2025-10-24</w:t>
+      <w:t>2025-10-25</w:t>
       <w:br/>
       <w:br/>
     </w:r>

--- a/tillsyn/A 22986-2025 tillsynsbegäran.docx
+++ b/tillsyn/A 22986-2025 tillsynsbegäran.docx
@@ -1073,7 +1073,7 @@
     <w:r>
       <w:tab/>
       <w:tab/>
-      <w:t>2025-10-25</w:t>
+      <w:t>2025-10-26</w:t>
       <w:br/>
       <w:br/>
     </w:r>

--- a/tillsyn/A 22986-2025 tillsynsbegäran.docx
+++ b/tillsyn/A 22986-2025 tillsynsbegäran.docx
@@ -1073,7 +1073,7 @@
     <w:r>
       <w:tab/>
       <w:tab/>
-      <w:t>2025-10-26</w:t>
+      <w:t>2025-10-27</w:t>
       <w:br/>
       <w:br/>
     </w:r>

--- a/tillsyn/A 22986-2025 tillsynsbegäran.docx
+++ b/tillsyn/A 22986-2025 tillsynsbegäran.docx
@@ -1073,7 +1073,7 @@
     <w:r>
       <w:tab/>
       <w:tab/>
-      <w:t>2025-10-27</w:t>
+      <w:t>2025-10-28</w:t>
       <w:br/>
       <w:br/>
     </w:r>

--- a/tillsyn/A 22986-2025 tillsynsbegäran.docx
+++ b/tillsyn/A 22986-2025 tillsynsbegäran.docx
@@ -1073,7 +1073,7 @@
     <w:r>
       <w:tab/>
       <w:tab/>
-      <w:t>2025-10-28</w:t>
+      <w:t>2025-10-29</w:t>
       <w:br/>
       <w:br/>
     </w:r>

--- a/tillsyn/A 22986-2025 tillsynsbegäran.docx
+++ b/tillsyn/A 22986-2025 tillsynsbegäran.docx
@@ -1073,7 +1073,7 @@
     <w:r>
       <w:tab/>
       <w:tab/>
-      <w:t>2025-10-29</w:t>
+      <w:t>2025-10-30</w:t>
       <w:br/>
       <w:br/>
     </w:r>

--- a/tillsyn/A 22986-2025 tillsynsbegäran.docx
+++ b/tillsyn/A 22986-2025 tillsynsbegäran.docx
@@ -1073,7 +1073,7 @@
     <w:r>
       <w:tab/>
       <w:tab/>
-      <w:t>2025-10-30</w:t>
+      <w:t>2025-10-31</w:t>
       <w:br/>
       <w:br/>
     </w:r>

--- a/tillsyn/A 22986-2025 tillsynsbegäran.docx
+++ b/tillsyn/A 22986-2025 tillsynsbegäran.docx
@@ -1073,7 +1073,7 @@
     <w:r>
       <w:tab/>
       <w:tab/>
-      <w:t>2025-10-31</w:t>
+      <w:t>2025-11-01</w:t>
       <w:br/>
       <w:br/>
     </w:r>

--- a/tillsyn/A 22986-2025 tillsynsbegäran.docx
+++ b/tillsyn/A 22986-2025 tillsynsbegäran.docx
@@ -1073,7 +1073,7 @@
     <w:r>
       <w:tab/>
       <w:tab/>
-      <w:t>2025-11-01</w:t>
+      <w:t>2025-11-02</w:t>
       <w:br/>
       <w:br/>
     </w:r>

--- a/tillsyn/A 22986-2025 tillsynsbegäran.docx
+++ b/tillsyn/A 22986-2025 tillsynsbegäran.docx
@@ -1073,7 +1073,7 @@
     <w:r>
       <w:tab/>
       <w:tab/>
-      <w:t>2025-11-02</w:t>
+      <w:t>2025-11-03</w:t>
       <w:br/>
       <w:br/>
     </w:r>

--- a/tillsyn/A 22986-2025 tillsynsbegäran.docx
+++ b/tillsyn/A 22986-2025 tillsynsbegäran.docx
@@ -1073,7 +1073,7 @@
     <w:r>
       <w:tab/>
       <w:tab/>
-      <w:t>2025-11-03</w:t>
+      <w:t>2025-11-04</w:t>
       <w:br/>
       <w:br/>
     </w:r>

--- a/tillsyn/A 22986-2025 tillsynsbegäran.docx
+++ b/tillsyn/A 22986-2025 tillsynsbegäran.docx
@@ -1073,7 +1073,7 @@
     <w:r>
       <w:tab/>
       <w:tab/>
-      <w:t>2025-11-04</w:t>
+      <w:t>2025-11-05</w:t>
       <w:br/>
       <w:br/>
     </w:r>

--- a/tillsyn/A 22986-2025 tillsynsbegäran.docx
+++ b/tillsyn/A 22986-2025 tillsynsbegäran.docx
@@ -1073,7 +1073,7 @@
     <w:r>
       <w:tab/>
       <w:tab/>
-      <w:t>2025-11-05</w:t>
+      <w:t>2025-11-06</w:t>
       <w:br/>
       <w:br/>
     </w:r>

--- a/tillsyn/A 22986-2025 tillsynsbegäran.docx
+++ b/tillsyn/A 22986-2025 tillsynsbegäran.docx
@@ -1073,7 +1073,7 @@
     <w:r>
       <w:tab/>
       <w:tab/>
-      <w:t>2025-11-06</w:t>
+      <w:t>2025-11-07</w:t>
       <w:br/>
       <w:br/>
     </w:r>

--- a/tillsyn/A 22986-2025 tillsynsbegäran.docx
+++ b/tillsyn/A 22986-2025 tillsynsbegäran.docx
@@ -1073,7 +1073,7 @@
     <w:r>
       <w:tab/>
       <w:tab/>
-      <w:t>2025-11-07</w:t>
+      <w:t>2025-11-08</w:t>
       <w:br/>
       <w:br/>
     </w:r>

--- a/tillsyn/A 22986-2025 tillsynsbegäran.docx
+++ b/tillsyn/A 22986-2025 tillsynsbegäran.docx
@@ -1073,7 +1073,7 @@
     <w:r>
       <w:tab/>
       <w:tab/>
-      <w:t>2025-11-08</w:t>
+      <w:t>2025-11-09</w:t>
       <w:br/>
       <w:br/>
     </w:r>

--- a/tillsyn/A 22986-2025 tillsynsbegäran.docx
+++ b/tillsyn/A 22986-2025 tillsynsbegäran.docx
@@ -1073,7 +1073,7 @@
     <w:r>
       <w:tab/>
       <w:tab/>
-      <w:t>2025-11-09</w:t>
+      <w:t>2025-11-10</w:t>
       <w:br/>
       <w:br/>
     </w:r>

--- a/tillsyn/A 22986-2025 tillsynsbegäran.docx
+++ b/tillsyn/A 22986-2025 tillsynsbegäran.docx
@@ -1073,7 +1073,7 @@
     <w:r>
       <w:tab/>
       <w:tab/>
-      <w:t>2025-11-10</w:t>
+      <w:t>2025-11-11</w:t>
       <w:br/>
       <w:br/>
     </w:r>
